--- a/docs/빠몽이_사용설명서.docx
+++ b/docs/빠몽이_사용설명서.docx
@@ -337,7 +337,20 @@
           <w:b w:val="0"/>
           <w:sz w:val="22"/>
         </w:rPr>
-        <w:t>운영자가 「예측 시작」을 누르면 아웃·1루·2루·3루·홈런 중 하나를 고릅니다.</w:t>
+        <w:t>예측이 열리면 아웃·1루·2루·3루·홈런 중 하나를 고릅니다. (실황 자동 또는 운영자 「예측 시작」)</w:t>
+      </w:r>
+    </w:p>
+    <w:p>
+      <w:pPr>
+        <w:pStyle w:val="ListBullet"/>
+      </w:pPr>
+      <w:r>
+        <w:rPr>
+          <w:rFonts w:ascii="맑은 고딕" w:hAnsi="맑은 고딕" w:eastAsia="맑은 고딕"/>
+          <w:b w:val="0"/>
+          <w:sz w:val="22"/>
+        </w:rPr>
+        <w:t>「1루」는 1루타·포볼·데드볼 등 1루 진루 결과를 포함합니다.</w:t>
       </w:r>
     </w:p>
     <w:p>
@@ -376,7 +389,7 @@
           <w:b w:val="0"/>
           <w:sz w:val="22"/>
         </w:rPr>
-        <w:t>운영자가 결과를 입력하면 적중/미적중 연출 후 다음 타석을 기다립니다.</w:t>
+        <w:t>타석 결과가 확정되면 적중/미적중 연출 후 다음 타석을 기다립니다. (실황 자동 확정 또는 운영자 입력)</w:t>
       </w:r>
     </w:p>
     <w:p>
@@ -390,6 +403,19 @@
           <w:sz w:val="22"/>
         </w:rPr>
         <w:t>투수 교체 등으로 진행 중이던 예측이 취소되면, 해당 배팅은 환불될 수 있습니다.</w:t>
+      </w:r>
+    </w:p>
+    <w:p>
+      <w:pPr>
+        <w:pStyle w:val="ListBullet"/>
+      </w:pPr>
+      <w:r>
+        <w:rPr>
+          <w:rFonts w:ascii="맑은 고딕" w:hAnsi="맑은 고딕" w:eastAsia="맑은 고딕"/>
+          <w:b w:val="0"/>
+          <w:sz w:val="22"/>
+        </w:rPr>
+        <w:t>경기 종료 시 약 10초 「경기종료」 안내가 표시된 뒤 홈으로 이동합니다.</w:t>
       </w:r>
     </w:p>
     <w:p>
@@ -506,7 +532,7 @@
           <w:b w:val="0"/>
           <w:sz w:val="22"/>
         </w:rPr>
-        <w:t>경기 종료 후 API 최종 스코어로 자동 정산 · 모달에 적중/미적중/환불 표시</w:t>
+        <w:t>경기 종료 후 실황 최종 스코어로 자동 정산 · 모달에 적중/미적중/환불 표시</w:t>
       </w:r>
     </w:p>
     <w:p>
@@ -649,7 +675,7 @@
           <w:b w:val="0"/>
           <w:sz w:val="22"/>
         </w:rPr>
-        <w:t>끝까지 시청하면 500P가 지급됩니다.</w:t>
+        <w:t>운영자가 광고를 중지할 때까지 시청하면 500P가 지급됩니다. (짧은 자동 종료만으로는 보상 없음)</w:t>
       </w:r>
     </w:p>
     <w:p>
@@ -662,7 +688,7 @@
           <w:b w:val="0"/>
           <w:sz w:val="22"/>
         </w:rPr>
-        <w:t>운영자가 「예측 시작」을 누르면 진행 중이던 광고는 중지되며, 이 경우에도 보상은 없습니다.</w:t>
+        <w:t>「예측 시작」으로 광고가 중지되거나, 5초 만에 「×」로 끄면 보상은 없습니다.</w:t>
       </w:r>
     </w:p>
     <w:p>

--- a/docs/빠몽이_사용설명서.docx
+++ b/docs/빠몽이_사용설명서.docx
@@ -259,7 +259,7 @@
           <w:b w:val="0"/>
           <w:sz w:val="22"/>
         </w:rPr>
-        <w:t>경기 시작 1분 전 이전(또는 타석 참여 가능 시간이 아닐 때)에는 「오늘의 경기」 모달이 자동으로 열립니다.</w:t>
+        <w:t>경기 시작 5분 전 이전(또는 타석 참여 가능 시간이 아닐 때)에는 「경기 선택」 모달이 열립니다. 경기 선택 후 사이드 배팅이 가능하면 「오늘의 경기」 모달이 이어질 수 있습니다.</w:t>
       </w:r>
     </w:p>
     <w:p>
@@ -285,7 +285,7 @@
           <w:b w:val="0"/>
           <w:sz w:val="22"/>
         </w:rPr>
-        <w:t>경기가 시작되어 타석 예측이 가능한 시간대에는 모달이 자동으로 뜨지 않습니다.</w:t>
+        <w:t>경기가 시작되어 타석 예측이 가능한 시간대에는 모달이 자동으로 뜨지 않을 수 있습니다.</w:t>
       </w:r>
     </w:p>
     <w:p>
@@ -298,7 +298,20 @@
           <w:b w:val="0"/>
           <w:sz w:val="22"/>
         </w:rPr>
-        <w:t>상단 경기명·경기장을 눌러 참여 가능한 경기·경기장을 바꿀 수 있습니다.</w:t>
+        <w:t>상단 경기명(제 N경기)·경기장을 눌러 참여 가능한 경기·경기장을 바꿀 수 있습니다.</w:t>
+      </w:r>
+    </w:p>
+    <w:p>
+      <w:pPr>
+        <w:pStyle w:val="ListBullet"/>
+      </w:pPr>
+      <w:r>
+        <w:rPr>
+          <w:rFonts w:ascii="맑은 고딕" w:hAnsi="맑은 고딕" w:eastAsia="맑은 고딕"/>
+          <w:b w:val="0"/>
+          <w:sz w:val="22"/>
+        </w:rPr>
+        <w:t>좌상단은 경기 진행 위젯입니다(이닝·점수는 다음 스포츠, 주자·볼카운트는 네이버). 공지사항은 설정에서만 봅니다.</w:t>
       </w:r>
     </w:p>
     <w:p>
@@ -324,7 +337,7 @@
           <w:b w:val="0"/>
           <w:sz w:val="22"/>
         </w:rPr>
-        <w:t>타석 예측은 경기 시작 1분 전부터 종료 전까지 가능합니다.</w:t>
+        <w:t>타석 예측은 경기 시작 5분 전부터 종료 전까지 가능합니다.</w:t>
       </w:r>
     </w:p>
     <w:p>
@@ -389,7 +402,46 @@
           <w:b w:val="0"/>
           <w:sz w:val="22"/>
         </w:rPr>
-        <w:t>타석 결과가 확정되면 적중/미적중 연출 후 다음 타석을 기다립니다. (실황 자동 확정 또는 운영자 입력)</w:t>
+        <w:t>화면 변화: 경기전(쿠어스 전경) → 대기(시네마틱 빠몽이, 초/말) → 예측 선택(3D 구장·베이스 버튼) → 결과 대기(시네마틱 투수) → 결과 큰 글씨(약 2.2초) → 적중 시 주루(필리스 실사).</w:t>
+      </w:r>
+    </w:p>
+    <w:p>
+      <w:pPr>
+        <w:pStyle w:val="ListBullet"/>
+      </w:pPr>
+      <w:r>
+        <w:rPr>
+          <w:rFonts w:ascii="맑은 고딕" w:hAnsi="맑은 고딕" w:eastAsia="맑은 고딕"/>
+          <w:b w:val="0"/>
+          <w:sz w:val="22"/>
+        </w:rPr>
+        <w:t>주루: 1루는 홈→1루, 2루는 홈→1→2, 3루는 홈→1→2→3, 홈런은 1·2·3루를 돌아 홈으로 옵니다. 중견으로는 가지 않습니다.</w:t>
+      </w:r>
+    </w:p>
+    <w:p>
+      <w:pPr>
+        <w:pStyle w:val="ListBullet"/>
+      </w:pPr>
+      <w:r>
+        <w:rPr>
+          <w:rFonts w:ascii="맑은 고딕" w:hAnsi="맑은 고딕" w:eastAsia="맑은 고딕"/>
+          <w:b w:val="0"/>
+          <w:sz w:val="22"/>
+        </w:rPr>
+        <w:t>선택 화면과 주루 화면의 베이스 위치는 다릅니다. 실패·투수교체·공수교대는 3D 구장을 유지합니다.</w:t>
+      </w:r>
+    </w:p>
+    <w:p>
+      <w:pPr>
+        <w:pStyle w:val="ListBullet"/>
+      </w:pPr>
+      <w:r>
+        <w:rPr>
+          <w:rFonts w:ascii="맑은 고딕" w:hAnsi="맑은 고딕" w:eastAsia="맑은 고딕"/>
+          <w:b w:val="0"/>
+          <w:sz w:val="22"/>
+        </w:rPr>
+        <w:t>타석 결과가 확정되면 적중/미적중 연출 후 다음 타석을 기다립니다. 축하 점프는 생략하고 바로 대기 또는 다음 예측입니다.</w:t>
       </w:r>
     </w:p>
     <w:p>
@@ -891,6 +943,695 @@
         <w:pStyle w:val="Heading1"/>
       </w:pPr>
       <w:r>
+        <w:rPr>
+          <w:rFonts w:ascii="맑은 고딕" w:hAnsi="맑은 고딕" w:eastAsia="맑은 고딕"/>
+          <w:b/>
+          <w:sz w:val="28"/>
+        </w:rPr>
+        <w:t>부록. 예측 화면 변화 (경기전 → 예측 성공)</w:t>
+      </w:r>
+    </w:p>
+    <w:p>
+      <w:r>
+        <w:rPr>
+          <w:rFonts w:ascii="맑은 고딕" w:hAnsi="맑은 고딕" w:eastAsia="맑은 고딕"/>
+          <w:b w:val="0"/>
+          <w:sz w:val="22"/>
+        </w:rPr>
+        <w:t>한 타석 기준입니다. 선택 화면(3D 구장)과 주루(실사)는 베이스 좌표가 다릅니다. 실패·투수교체·공수교대는 3D 구장을 유지합니다. (2026-08-27)</w:t>
+      </w:r>
+    </w:p>
+    <w:tbl>
+      <w:tblPr>
+        <w:tblStyle w:val="TableGrid"/>
+        <w:tblW w:type="auto" w:w="0"/>
+        <w:tblLook w:firstColumn="1" w:firstRow="1" w:lastColumn="0" w:lastRow="0" w:noHBand="0" w:noVBand="1" w:val="04A0"/>
+      </w:tblPr>
+      <w:tblGrid>
+        <w:gridCol w:w="2160"/>
+        <w:gridCol w:w="2160"/>
+        <w:gridCol w:w="2160"/>
+        <w:gridCol w:w="2160"/>
+      </w:tblGrid>
+      <w:tr>
+        <w:tc>
+          <w:tcPr>
+            <w:tcW w:type="dxa" w:w="2160"/>
+          </w:tcPr>
+          <w:p>
+            <w:r>
+              <w:rPr>
+                <w:rFonts w:ascii="맑은 고딕" w:hAnsi="맑은 고딕" w:eastAsia="맑은 고딕"/>
+                <w:b/>
+                <w:sz w:val="22"/>
+              </w:rPr>
+              <w:t>순서</w:t>
+            </w:r>
+          </w:p>
+        </w:tc>
+        <w:tc>
+          <w:tcPr>
+            <w:tcW w:type="dxa" w:w="2160"/>
+          </w:tcPr>
+          <w:p>
+            <w:r>
+              <w:rPr>
+                <w:rFonts w:ascii="맑은 고딕" w:hAnsi="맑은 고딕" w:eastAsia="맑은 고딕"/>
+                <w:b/>
+                <w:sz w:val="22"/>
+              </w:rPr>
+              <w:t>단계</w:t>
+            </w:r>
+          </w:p>
+        </w:tc>
+        <w:tc>
+          <w:tcPr>
+            <w:tcW w:type="dxa" w:w="2160"/>
+          </w:tcPr>
+          <w:p>
+            <w:r>
+              <w:rPr>
+                <w:rFonts w:ascii="맑은 고딕" w:hAnsi="맑은 고딕" w:eastAsia="맑은 고딕"/>
+                <w:b/>
+                <w:sz w:val="22"/>
+              </w:rPr>
+              <w:t>배경</w:t>
+            </w:r>
+          </w:p>
+        </w:tc>
+        <w:tc>
+          <w:tcPr>
+            <w:tcW w:type="dxa" w:w="2160"/>
+          </w:tcPr>
+          <w:p>
+            <w:r>
+              <w:rPr>
+                <w:rFonts w:ascii="맑은 고딕" w:hAnsi="맑은 고딕" w:eastAsia="맑은 고딕"/>
+                <w:b/>
+                <w:sz w:val="22"/>
+              </w:rPr>
+              <w:t>화면에서 하는 일</w:t>
+            </w:r>
+          </w:p>
+        </w:tc>
+      </w:tr>
+      <w:tr>
+        <w:tc>
+          <w:tcPr>
+            <w:tcW w:type="dxa" w:w="2160"/>
+          </w:tcPr>
+          <w:p>
+            <w:r>
+              <w:rPr>
+                <w:rFonts w:ascii="맑은 고딕" w:hAnsi="맑은 고딕" w:eastAsia="맑은 고딕"/>
+                <w:b w:val="0"/>
+                <w:sz w:val="22"/>
+              </w:rPr>
+              <w:t>1</w:t>
+            </w:r>
+          </w:p>
+        </w:tc>
+        <w:tc>
+          <w:tcPr>
+            <w:tcW w:type="dxa" w:w="2160"/>
+          </w:tcPr>
+          <w:p>
+            <w:r>
+              <w:rPr>
+                <w:rFonts w:ascii="맑은 고딕" w:hAnsi="맑은 고딕" w:eastAsia="맑은 고딕"/>
+                <w:b w:val="0"/>
+                <w:sz w:val="22"/>
+              </w:rPr>
+              <w:t>경기전</w:t>
+            </w:r>
+          </w:p>
+        </w:tc>
+        <w:tc>
+          <w:tcPr>
+            <w:tcW w:type="dxa" w:w="2160"/>
+          </w:tcPr>
+          <w:p>
+            <w:r>
+              <w:rPr>
+                <w:rFonts w:ascii="맑은 고딕" w:hAnsi="맑은 고딕" w:eastAsia="맑은 고딕"/>
+                <w:b w:val="0"/>
+                <w:sz w:val="22"/>
+              </w:rPr>
+              <w:t>쿠어스 필드 주간 전경</w:t>
+            </w:r>
+          </w:p>
+        </w:tc>
+        <w:tc>
+          <w:tcPr>
+            <w:tcW w:type="dxa" w:w="2160"/>
+          </w:tcPr>
+          <w:p>
+            <w:r>
+              <w:rPr>
+                <w:rFonts w:ascii="맑은 고딕" w:hAnsi="맑은 고딕" w:eastAsia="맑은 고딕"/>
+                <w:b w:val="0"/>
+                <w:sz w:val="22"/>
+              </w:rPr>
+              <w:t>시작 카운트다운. 베이스 버튼 없음.</w:t>
+            </w:r>
+          </w:p>
+        </w:tc>
+      </w:tr>
+      <w:tr>
+        <w:tc>
+          <w:tcPr>
+            <w:tcW w:type="dxa" w:w="2160"/>
+          </w:tcPr>
+          <w:p>
+            <w:r>
+              <w:rPr>
+                <w:rFonts w:ascii="맑은 고딕" w:hAnsi="맑은 고딕" w:eastAsia="맑은 고딕"/>
+                <w:b w:val="0"/>
+                <w:sz w:val="22"/>
+              </w:rPr>
+              <w:t>2</w:t>
+            </w:r>
+          </w:p>
+        </w:tc>
+        <w:tc>
+          <w:tcPr>
+            <w:tcW w:type="dxa" w:w="2160"/>
+          </w:tcPr>
+          <w:p>
+            <w:r>
+              <w:rPr>
+                <w:rFonts w:ascii="맑은 고딕" w:hAnsi="맑은 고딕" w:eastAsia="맑은 고딕"/>
+                <w:b w:val="0"/>
+                <w:sz w:val="22"/>
+              </w:rPr>
+              <w:t>대기</w:t>
+            </w:r>
+          </w:p>
+        </w:tc>
+        <w:tc>
+          <w:tcPr>
+            <w:tcW w:type="dxa" w:w="2160"/>
+          </w:tcPr>
+          <w:p>
+            <w:r>
+              <w:rPr>
+                <w:rFonts w:ascii="맑은 고딕" w:hAnsi="맑은 고딕" w:eastAsia="맑은 고딕"/>
+                <w:b w:val="0"/>
+                <w:sz w:val="22"/>
+              </w:rPr>
+              <w:t>시네마틱 빠몽이 (초=청 / 말=흰)</w:t>
+            </w:r>
+          </w:p>
+        </w:tc>
+        <w:tc>
+          <w:tcPr>
+            <w:tcW w:type="dxa" w:w="2160"/>
+          </w:tcPr>
+          <w:p>
+            <w:r>
+              <w:rPr>
+                <w:rFonts w:ascii="맑은 고딕" w:hAnsi="맑은 고딕" w:eastAsia="맑은 고딕"/>
+                <w:b w:val="0"/>
+                <w:sz w:val="22"/>
+              </w:rPr>
+              <w:t>다음 타자 예측을 기다림.</w:t>
+            </w:r>
+          </w:p>
+        </w:tc>
+      </w:tr>
+      <w:tr>
+        <w:tc>
+          <w:tcPr>
+            <w:tcW w:type="dxa" w:w="2160"/>
+          </w:tcPr>
+          <w:p>
+            <w:r>
+              <w:rPr>
+                <w:rFonts w:ascii="맑은 고딕" w:hAnsi="맑은 고딕" w:eastAsia="맑은 고딕"/>
+                <w:b w:val="0"/>
+                <w:sz w:val="22"/>
+              </w:rPr>
+              <w:t>3</w:t>
+            </w:r>
+          </w:p>
+        </w:tc>
+        <w:tc>
+          <w:tcPr>
+            <w:tcW w:type="dxa" w:w="2160"/>
+          </w:tcPr>
+          <w:p>
+            <w:r>
+              <w:rPr>
+                <w:rFonts w:ascii="맑은 고딕" w:hAnsi="맑은 고딕" w:eastAsia="맑은 고딕"/>
+                <w:b w:val="0"/>
+                <w:sz w:val="22"/>
+              </w:rPr>
+              <w:t>예측 선택</w:t>
+            </w:r>
+          </w:p>
+        </w:tc>
+        <w:tc>
+          <w:tcPr>
+            <w:tcW w:type="dxa" w:w="2160"/>
+          </w:tcPr>
+          <w:p>
+            <w:r>
+              <w:rPr>
+                <w:rFonts w:ascii="맑은 고딕" w:hAnsi="맑은 고딕" w:eastAsia="맑은 고딕"/>
+                <w:b w:val="0"/>
+                <w:sz w:val="22"/>
+              </w:rPr>
+              <w:t>3D 빈 구장</w:t>
+            </w:r>
+          </w:p>
+        </w:tc>
+        <w:tc>
+          <w:tcPr>
+            <w:tcW w:type="dxa" w:w="2160"/>
+          </w:tcPr>
+          <w:p>
+            <w:r>
+              <w:rPr>
+                <w:rFonts w:ascii="맑은 고딕" w:hAnsi="맑은 고딕" w:eastAsia="맑은 고딕"/>
+                <w:b w:val="0"/>
+                <w:sz w:val="22"/>
+              </w:rPr>
+              <w:t>아웃·1루·2루·3루·홈런 + 포인트.</w:t>
+            </w:r>
+          </w:p>
+        </w:tc>
+      </w:tr>
+      <w:tr>
+        <w:tc>
+          <w:tcPr>
+            <w:tcW w:type="dxa" w:w="2160"/>
+          </w:tcPr>
+          <w:p>
+            <w:r>
+              <w:rPr>
+                <w:rFonts w:ascii="맑은 고딕" w:hAnsi="맑은 고딕" w:eastAsia="맑은 고딕"/>
+                <w:b w:val="0"/>
+                <w:sz w:val="22"/>
+              </w:rPr>
+              <w:t>4</w:t>
+            </w:r>
+          </w:p>
+        </w:tc>
+        <w:tc>
+          <w:tcPr>
+            <w:tcW w:type="dxa" w:w="2160"/>
+          </w:tcPr>
+          <w:p>
+            <w:r>
+              <w:rPr>
+                <w:rFonts w:ascii="맑은 고딕" w:hAnsi="맑은 고딕" w:eastAsia="맑은 고딕"/>
+                <w:b w:val="0"/>
+                <w:sz w:val="22"/>
+              </w:rPr>
+              <w:t>결과 대기</w:t>
+            </w:r>
+          </w:p>
+        </w:tc>
+        <w:tc>
+          <w:tcPr>
+            <w:tcW w:type="dxa" w:w="2160"/>
+          </w:tcPr>
+          <w:p>
+            <w:r>
+              <w:rPr>
+                <w:rFonts w:ascii="맑은 고딕" w:hAnsi="맑은 고딕" w:eastAsia="맑은 고딕"/>
+                <w:b w:val="0"/>
+                <w:sz w:val="22"/>
+              </w:rPr>
+              <w:t>시네마틱 투수 (초/말)</w:t>
+            </w:r>
+          </w:p>
+        </w:tc>
+        <w:tc>
+          <w:tcPr>
+            <w:tcW w:type="dxa" w:w="2160"/>
+          </w:tcPr>
+          <w:p>
+            <w:r>
+              <w:rPr>
+                <w:rFonts w:ascii="맑은 고딕" w:hAnsi="맑은 고딕" w:eastAsia="맑은 고딕"/>
+                <w:b w:val="0"/>
+                <w:sz w:val="22"/>
+              </w:rPr>
+              <w:t>내 예측 배지. 버튼 없음.</w:t>
+            </w:r>
+          </w:p>
+        </w:tc>
+      </w:tr>
+      <w:tr>
+        <w:tc>
+          <w:tcPr>
+            <w:tcW w:type="dxa" w:w="2160"/>
+          </w:tcPr>
+          <w:p>
+            <w:r>
+              <w:rPr>
+                <w:rFonts w:ascii="맑은 고딕" w:hAnsi="맑은 고딕" w:eastAsia="맑은 고딕"/>
+                <w:b w:val="0"/>
+                <w:sz w:val="22"/>
+              </w:rPr>
+              <w:t>5</w:t>
+            </w:r>
+          </w:p>
+        </w:tc>
+        <w:tc>
+          <w:tcPr>
+            <w:tcW w:type="dxa" w:w="2160"/>
+          </w:tcPr>
+          <w:p>
+            <w:r>
+              <w:rPr>
+                <w:rFonts w:ascii="맑은 고딕" w:hAnsi="맑은 고딕" w:eastAsia="맑은 고딕"/>
+                <w:b w:val="0"/>
+                <w:sz w:val="22"/>
+              </w:rPr>
+              <w:t>결과 글씨</w:t>
+            </w:r>
+          </w:p>
+        </w:tc>
+        <w:tc>
+          <w:tcPr>
+            <w:tcW w:type="dxa" w:w="2160"/>
+          </w:tcPr>
+          <w:p>
+            <w:r>
+              <w:rPr>
+                <w:rFonts w:ascii="맑은 고딕" w:hAnsi="맑은 고딕" w:eastAsia="맑은 고딕"/>
+                <w:b w:val="0"/>
+                <w:sz w:val="22"/>
+              </w:rPr>
+              <w:t>결과 대기와 같음</w:t>
+            </w:r>
+          </w:p>
+        </w:tc>
+        <w:tc>
+          <w:tcPr>
+            <w:tcW w:type="dxa" w:w="2160"/>
+          </w:tcPr>
+          <w:p>
+            <w:r>
+              <w:rPr>
+                <w:rFonts w:ascii="맑은 고딕" w:hAnsi="맑은 고딕" w:eastAsia="맑은 고딕"/>
+                <w:b w:val="0"/>
+                <w:sz w:val="22"/>
+              </w:rPr>
+              <w:t>약 2.2초 큰 글씨. 적중→주루, 미적중→대기.</w:t>
+            </w:r>
+          </w:p>
+        </w:tc>
+      </w:tr>
+      <w:tr>
+        <w:tc>
+          <w:tcPr>
+            <w:tcW w:type="dxa" w:w="2160"/>
+          </w:tcPr>
+          <w:p>
+            <w:r>
+              <w:rPr>
+                <w:rFonts w:ascii="맑은 고딕" w:hAnsi="맑은 고딕" w:eastAsia="맑은 고딕"/>
+                <w:b w:val="0"/>
+                <w:sz w:val="22"/>
+              </w:rPr>
+              <w:t>6</w:t>
+            </w:r>
+          </w:p>
+        </w:tc>
+        <w:tc>
+          <w:tcPr>
+            <w:tcW w:type="dxa" w:w="2160"/>
+          </w:tcPr>
+          <w:p>
+            <w:r>
+              <w:rPr>
+                <w:rFonts w:ascii="맑은 고딕" w:hAnsi="맑은 고딕" w:eastAsia="맑은 고딕"/>
+                <w:b w:val="0"/>
+                <w:sz w:val="22"/>
+              </w:rPr>
+              <w:t>주루</w:t>
+            </w:r>
+          </w:p>
+        </w:tc>
+        <w:tc>
+          <w:tcPr>
+            <w:tcW w:type="dxa" w:w="2160"/>
+          </w:tcPr>
+          <w:p>
+            <w:r>
+              <w:rPr>
+                <w:rFonts w:ascii="맑은 고딕" w:hAnsi="맑은 고딕" w:eastAsia="맑은 고딕"/>
+                <w:b w:val="0"/>
+                <w:sz w:val="22"/>
+              </w:rPr>
+              <w:t>필리스 실사 다이아몬드</w:t>
+            </w:r>
+          </w:p>
+        </w:tc>
+        <w:tc>
+          <w:tcPr>
+            <w:tcW w:type="dxa" w:w="2160"/>
+          </w:tcPr>
+          <w:p>
+            <w:r>
+              <w:rPr>
+                <w:rFonts w:ascii="맑은 고딕" w:hAnsi="맑은 고딕" w:eastAsia="맑은 고딕"/>
+                <w:b w:val="0"/>
+                <w:sz w:val="22"/>
+              </w:rPr>
+              <w:t>배트 토스 후 주루. 홈런은 1·2·3루를 돌아 홈.</w:t>
+            </w:r>
+          </w:p>
+        </w:tc>
+      </w:tr>
+      <w:tr>
+        <w:tc>
+          <w:tcPr>
+            <w:tcW w:type="dxa" w:w="2160"/>
+          </w:tcPr>
+          <w:p>
+            <w:r>
+              <w:rPr>
+                <w:rFonts w:ascii="맑은 고딕" w:hAnsi="맑은 고딕" w:eastAsia="맑은 고딕"/>
+                <w:b w:val="0"/>
+                <w:sz w:val="22"/>
+              </w:rPr>
+              <w:t>7</w:t>
+            </w:r>
+          </w:p>
+        </w:tc>
+        <w:tc>
+          <w:tcPr>
+            <w:tcW w:type="dxa" w:w="2160"/>
+          </w:tcPr>
+          <w:p>
+            <w:r>
+              <w:rPr>
+                <w:rFonts w:ascii="맑은 고딕" w:hAnsi="맑은 고딕" w:eastAsia="맑은 고딕"/>
+                <w:b w:val="0"/>
+                <w:sz w:val="22"/>
+              </w:rPr>
+              <w:t>다음 타석</w:t>
+            </w:r>
+          </w:p>
+        </w:tc>
+        <w:tc>
+          <w:tcPr>
+            <w:tcW w:type="dxa" w:w="2160"/>
+          </w:tcPr>
+          <w:p>
+            <w:r>
+              <w:rPr>
+                <w:rFonts w:ascii="맑은 고딕" w:hAnsi="맑은 고딕" w:eastAsia="맑은 고딕"/>
+                <w:b w:val="0"/>
+                <w:sz w:val="22"/>
+              </w:rPr>
+              <w:t>대기 또는 예측 선택</w:t>
+            </w:r>
+          </w:p>
+        </w:tc>
+        <w:tc>
+          <w:tcPr>
+            <w:tcW w:type="dxa" w:w="2160"/>
+          </w:tcPr>
+          <w:p>
+            <w:r>
+              <w:rPr>
+                <w:rFonts w:ascii="맑은 고딕" w:hAnsi="맑은 고딕" w:eastAsia="맑은 고딕"/>
+                <w:b w:val="0"/>
+                <w:sz w:val="22"/>
+              </w:rPr>
+              <w:t>축하 점프 생략. 바로 대기/선택.</w:t>
+            </w:r>
+          </w:p>
+        </w:tc>
+      </w:tr>
+    </w:tbl>
+    <w:p/>
+    <w:p>
+      <w:pPr>
+        <w:jc w:val="center"/>
+      </w:pPr>
+      <w:r>
+        <w:rPr>
+          <w:rFonts w:ascii="맑은 고딕" w:hAnsi="맑은 고딕" w:eastAsia="맑은 고딕"/>
+          <w:b/>
+          <w:sz w:val="20"/>
+        </w:rPr>
+        <w:t>1. 경기전 — 쿠어스 전경</w:t>
+      </w:r>
+    </w:p>
+    <w:p>
+      <w:pPr>
+        <w:jc w:val="center"/>
+      </w:pPr>
+      <w:r>
+        <w:drawing>
+          <wp:inline xmlns:a="http://schemas.openxmlformats.org/drawingml/2006/main" xmlns:pic="http://schemas.openxmlformats.org/drawingml/2006/picture">
+            <wp:extent cx="5220000" cy="2409231"/>
+            <wp:docPr id="1" name="Picture 1"/>
+            <wp:cNvGraphicFramePr>
+              <a:graphicFrameLocks noChangeAspect="1"/>
+            </wp:cNvGraphicFramePr>
+            <a:graphic>
+              <a:graphicData uri="http://schemas.openxmlformats.org/drawingml/2006/picture">
+                <pic:pic>
+                  <pic:nvPicPr>
+                    <pic:cNvPr id="0" name="scene-before.jpg"/>
+                    <pic:cNvPicPr/>
+                  </pic:nvPicPr>
+                  <pic:blipFill>
+                    <a:blip r:embed="rId9"/>
+                    <a:stretch>
+                      <a:fillRect/>
+                    </a:stretch>
+                  </pic:blipFill>
+                  <pic:spPr>
+                    <a:xfrm>
+                      <a:off x="0" y="0"/>
+                      <a:ext cx="5220000" cy="2409231"/>
+                    </a:xfrm>
+                    <a:prstGeom prst="rect"/>
+                  </pic:spPr>
+                </pic:pic>
+              </a:graphicData>
+            </a:graphic>
+          </wp:inline>
+        </w:drawing>
+      </w:r>
+    </w:p>
+    <w:p>
+      <w:pPr>
+        <w:jc w:val="center"/>
+      </w:pPr>
+      <w:r>
+        <w:rPr>
+          <w:rFonts w:ascii="맑은 고딕" w:hAnsi="맑은 고딕" w:eastAsia="맑은 고딕"/>
+          <w:b/>
+          <w:sz w:val="20"/>
+        </w:rPr>
+        <w:t>3. 예측 선택 — 3D 빈 구장</w:t>
+      </w:r>
+    </w:p>
+    <w:p>
+      <w:pPr>
+        <w:jc w:val="center"/>
+      </w:pPr>
+      <w:r>
+        <w:drawing>
+          <wp:inline xmlns:a="http://schemas.openxmlformats.org/drawingml/2006/main" xmlns:pic="http://schemas.openxmlformats.org/drawingml/2006/picture">
+            <wp:extent cx="5220000" cy="2409231"/>
+            <wp:docPr id="2" name="Picture 2"/>
+            <wp:cNvGraphicFramePr>
+              <a:graphicFrameLocks noChangeAspect="1"/>
+            </wp:cNvGraphicFramePr>
+            <a:graphic>
+              <a:graphicData uri="http://schemas.openxmlformats.org/drawingml/2006/picture">
+                <pic:pic>
+                  <pic:nvPicPr>
+                    <pic:cNvPr id="0" name="game-stadium-field.jpg"/>
+                    <pic:cNvPicPr/>
+                  </pic:nvPicPr>
+                  <pic:blipFill>
+                    <a:blip r:embed="rId10"/>
+                    <a:stretch>
+                      <a:fillRect/>
+                    </a:stretch>
+                  </pic:blipFill>
+                  <pic:spPr>
+                    <a:xfrm>
+                      <a:off x="0" y="0"/>
+                      <a:ext cx="5220000" cy="2409231"/>
+                    </a:xfrm>
+                    <a:prstGeom prst="rect"/>
+                  </pic:spPr>
+                </pic:pic>
+              </a:graphicData>
+            </a:graphic>
+          </wp:inline>
+        </w:drawing>
+      </w:r>
+    </w:p>
+    <w:p>
+      <w:pPr>
+        <w:jc w:val="center"/>
+      </w:pPr>
+      <w:r>
+        <w:rPr>
+          <w:rFonts w:ascii="맑은 고딕" w:hAnsi="맑은 고딕" w:eastAsia="맑은 고딕"/>
+          <w:b/>
+          <w:sz w:val="20"/>
+        </w:rPr>
+        <w:t>6. 주루 — 필리스 실사 (홈런은 1·2·3루를 돌아 홈)</w:t>
+      </w:r>
+    </w:p>
+    <w:p>
+      <w:pPr>
+        <w:jc w:val="center"/>
+      </w:pPr>
+      <w:r>
+        <w:drawing>
+          <wp:inline xmlns:a="http://schemas.openxmlformats.org/drawingml/2006/main" xmlns:pic="http://schemas.openxmlformats.org/drawingml/2006/picture">
+            <wp:extent cx="5220000" cy="2409231"/>
+            <wp:docPr id="3" name="Picture 3"/>
+            <wp:cNvGraphicFramePr>
+              <a:graphicFrameLocks noChangeAspect="1"/>
+            </wp:cNvGraphicFramePr>
+            <a:graphic>
+              <a:graphicData uri="http://schemas.openxmlformats.org/drawingml/2006/picture">
+                <pic:pic>
+                  <pic:nvPicPr>
+                    <pic:cNvPr id="0" name="scene-running.jpg"/>
+                    <pic:cNvPicPr/>
+                  </pic:nvPicPr>
+                  <pic:blipFill>
+                    <a:blip r:embed="rId11"/>
+                    <a:stretch>
+                      <a:fillRect/>
+                    </a:stretch>
+                  </pic:blipFill>
+                  <pic:spPr>
+                    <a:xfrm>
+                      <a:off x="0" y="0"/>
+                      <a:ext cx="5220000" cy="2409231"/>
+                    </a:xfrm>
+                    <a:prstGeom prst="rect"/>
+                  </pic:spPr>
+                </pic:pic>
+              </a:graphicData>
+            </a:graphic>
+          </wp:inline>
+        </w:drawing>
+      </w:r>
+    </w:p>
+    <w:p>
+      <w:pPr>
+        <w:pStyle w:val="Heading1"/>
+      </w:pPr>
+      <w:r>
         <w:t>부록. 타석 배당 한눈에 보기</w:t>
       </w:r>
     </w:p>

--- a/docs/빠몽이_사용설명서.docx
+++ b/docs/빠몽이_사용설명서.docx
@@ -259,7 +259,7 @@
           <w:b w:val="0"/>
           <w:sz w:val="22"/>
         </w:rPr>
-        <w:t>경기 시작 1분 전 이전(또는 타석 참여 가능 시간이 아닐 때)에는 「오늘의 경기」 모달이 자동으로 열립니다.</w:t>
+        <w:t>경기 시작 5분 전 이전(또는 타석 참여 가능 시간이 아닐 때)에는 「경기 선택」 모달이 열립니다. 경기 선택 후 사이드 배팅이 가능하면 「오늘의 경기」 모달이 이어질 수 있습니다.</w:t>
       </w:r>
     </w:p>
     <w:p>
@@ -285,7 +285,7 @@
           <w:b w:val="0"/>
           <w:sz w:val="22"/>
         </w:rPr>
-        <w:t>경기가 시작되어 타석 예측이 가능한 시간대에는 모달이 자동으로 뜨지 않습니다.</w:t>
+        <w:t>경기가 시작되어 타석 예측이 가능한 시간대에는 모달이 자동으로 뜨지 않을 수 있습니다.</w:t>
       </w:r>
     </w:p>
     <w:p>
@@ -298,7 +298,7 @@
           <w:b w:val="0"/>
           <w:sz w:val="22"/>
         </w:rPr>
-        <w:t>상단 경기명·경기장을 눌러 참여 가능한 경기·경기장을 바꿀 수 있습니다.</w:t>
+        <w:t>상단 경기명(제 N경기)·경기장을 눌러 참여 가능한 경기·경기장을 바꿀 수 있습니다.</w:t>
       </w:r>
     </w:p>
     <w:p>
@@ -324,7 +324,7 @@
           <w:b w:val="0"/>
           <w:sz w:val="22"/>
         </w:rPr>
-        <w:t>타석 예측은 경기 시작 1분 전부터 종료 전까지 가능합니다.</w:t>
+        <w:t>타석 예측은 경기 시작 5분 전부터 종료 전까지 가능합니다.</w:t>
       </w:r>
     </w:p>
     <w:p>
@@ -389,7 +389,33 @@
           <w:b w:val="0"/>
           <w:sz w:val="22"/>
         </w:rPr>
-        <w:t>타석 결과가 확정되면 적중/미적중 연출 후 다음 타석을 기다립니다. (실황 자동 확정 또는 운영자 입력)</w:t>
+        <w:t>화면은 경기전(쿠어스) → 대기(시네마틱 빠몽이) → 선택(3D 구장) → 결과 대기(시네마틱 투수) → 큰 글씨 → 적중 시 주루(필리스 실사) 순입니다.</w:t>
+      </w:r>
+    </w:p>
+    <w:p>
+      <w:pPr>
+        <w:pStyle w:val="ListBullet"/>
+      </w:pPr>
+      <w:r>
+        <w:rPr>
+          <w:rFonts w:ascii="맑은 고딕" w:hAnsi="맑은 고딕" w:eastAsia="맑은 고딕"/>
+          <w:b w:val="0"/>
+          <w:sz w:val="22"/>
+        </w:rPr>
+        <w:t>주루: 1루는 홈→1루, 2루는 홈→1→2, 3루는 홈→1→2→3, 홈런은 1·2·3루를 돌아 홈입니다. 중견으로는 가지 않습니다.</w:t>
+      </w:r>
+    </w:p>
+    <w:p>
+      <w:pPr>
+        <w:pStyle w:val="ListBullet"/>
+      </w:pPr>
+      <w:r>
+        <w:rPr>
+          <w:rFonts w:ascii="맑은 고딕" w:hAnsi="맑은 고딕" w:eastAsia="맑은 고딕"/>
+          <w:b w:val="0"/>
+          <w:sz w:val="22"/>
+        </w:rPr>
+        <w:t>선택 화면과 주루의 베이스 위치는 다릅니다. 실패·투수교체·공수교대는 3D 구장을 유지합니다.</w:t>
       </w:r>
     </w:p>
     <w:p>
@@ -857,7 +883,7 @@
           <w:b w:val="0"/>
           <w:sz w:val="22"/>
         </w:rPr>
-        <w:t>「게임 시뮬레이션」에서 예측 화면·내이야기·내정보 안내와 사이드·타석·정산 흐름을 연습하세요. 왼쪽 단계 탭으로 건너뛸 수 있습니다.</w:t>
+        <w:t>「게임 시뮬레이션」에서 실제와 같은 배경(경기전·대기·3D 선택·주루)으로 사이드·타석·정산을 연습하세요. 왼쪽 단계 탭으로 건너뛸 수 있습니다.</w:t>
       </w:r>
     </w:p>
     <w:p>
@@ -884,6 +910,695 @@
           <w:sz w:val="22"/>
         </w:rPr>
         <w:t>타석 선택 금액: 50, 100, 200, 500, 1000P · 사이드: 100, 200, 300, 500, 700, 1000P</w:t>
+      </w:r>
+    </w:p>
+    <w:p>
+      <w:pPr>
+        <w:pStyle w:val="Heading1"/>
+      </w:pPr>
+      <w:r>
+        <w:rPr>
+          <w:rFonts w:ascii="맑은 고딕" w:hAnsi="맑은 고딕" w:eastAsia="맑은 고딕"/>
+          <w:b/>
+          <w:sz w:val="28"/>
+        </w:rPr>
+        <w:t>부록. 예측 화면 변화 (경기전 → 예측 성공)</w:t>
+      </w:r>
+    </w:p>
+    <w:p>
+      <w:r>
+        <w:rPr>
+          <w:rFonts w:ascii="맑은 고딕" w:hAnsi="맑은 고딕" w:eastAsia="맑은 고딕"/>
+          <w:b w:val="0"/>
+          <w:sz w:val="22"/>
+        </w:rPr>
+        <w:t>한 타석 기준입니다. 선택 화면(3D 구장)과 주루(실사)는 베이스 좌표가 다릅니다. 실패·투수교체·공수교대는 3D 구장을 유지합니다. (2026-08-27)</w:t>
+      </w:r>
+    </w:p>
+    <w:tbl>
+      <w:tblPr>
+        <w:tblStyle w:val="TableGrid"/>
+        <w:tblW w:type="auto" w:w="0"/>
+        <w:tblLook w:firstColumn="1" w:firstRow="1" w:lastColumn="0" w:lastRow="0" w:noHBand="0" w:noVBand="1" w:val="04A0"/>
+      </w:tblPr>
+      <w:tblGrid>
+        <w:gridCol w:w="2160"/>
+        <w:gridCol w:w="2160"/>
+        <w:gridCol w:w="2160"/>
+        <w:gridCol w:w="2160"/>
+      </w:tblGrid>
+      <w:tr>
+        <w:tc>
+          <w:tcPr>
+            <w:tcW w:type="dxa" w:w="2160"/>
+          </w:tcPr>
+          <w:p>
+            <w:r>
+              <w:rPr>
+                <w:rFonts w:ascii="맑은 고딕" w:hAnsi="맑은 고딕" w:eastAsia="맑은 고딕"/>
+                <w:b/>
+                <w:sz w:val="22"/>
+              </w:rPr>
+              <w:t>순서</w:t>
+            </w:r>
+          </w:p>
+        </w:tc>
+        <w:tc>
+          <w:tcPr>
+            <w:tcW w:type="dxa" w:w="2160"/>
+          </w:tcPr>
+          <w:p>
+            <w:r>
+              <w:rPr>
+                <w:rFonts w:ascii="맑은 고딕" w:hAnsi="맑은 고딕" w:eastAsia="맑은 고딕"/>
+                <w:b/>
+                <w:sz w:val="22"/>
+              </w:rPr>
+              <w:t>단계</w:t>
+            </w:r>
+          </w:p>
+        </w:tc>
+        <w:tc>
+          <w:tcPr>
+            <w:tcW w:type="dxa" w:w="2160"/>
+          </w:tcPr>
+          <w:p>
+            <w:r>
+              <w:rPr>
+                <w:rFonts w:ascii="맑은 고딕" w:hAnsi="맑은 고딕" w:eastAsia="맑은 고딕"/>
+                <w:b/>
+                <w:sz w:val="22"/>
+              </w:rPr>
+              <w:t>배경</w:t>
+            </w:r>
+          </w:p>
+        </w:tc>
+        <w:tc>
+          <w:tcPr>
+            <w:tcW w:type="dxa" w:w="2160"/>
+          </w:tcPr>
+          <w:p>
+            <w:r>
+              <w:rPr>
+                <w:rFonts w:ascii="맑은 고딕" w:hAnsi="맑은 고딕" w:eastAsia="맑은 고딕"/>
+                <w:b/>
+                <w:sz w:val="22"/>
+              </w:rPr>
+              <w:t>화면에서 하는 일</w:t>
+            </w:r>
+          </w:p>
+        </w:tc>
+      </w:tr>
+      <w:tr>
+        <w:tc>
+          <w:tcPr>
+            <w:tcW w:type="dxa" w:w="2160"/>
+          </w:tcPr>
+          <w:p>
+            <w:r>
+              <w:rPr>
+                <w:rFonts w:ascii="맑은 고딕" w:hAnsi="맑은 고딕" w:eastAsia="맑은 고딕"/>
+                <w:b w:val="0"/>
+                <w:sz w:val="22"/>
+              </w:rPr>
+              <w:t>1</w:t>
+            </w:r>
+          </w:p>
+        </w:tc>
+        <w:tc>
+          <w:tcPr>
+            <w:tcW w:type="dxa" w:w="2160"/>
+          </w:tcPr>
+          <w:p>
+            <w:r>
+              <w:rPr>
+                <w:rFonts w:ascii="맑은 고딕" w:hAnsi="맑은 고딕" w:eastAsia="맑은 고딕"/>
+                <w:b w:val="0"/>
+                <w:sz w:val="22"/>
+              </w:rPr>
+              <w:t>경기전</w:t>
+            </w:r>
+          </w:p>
+        </w:tc>
+        <w:tc>
+          <w:tcPr>
+            <w:tcW w:type="dxa" w:w="2160"/>
+          </w:tcPr>
+          <w:p>
+            <w:r>
+              <w:rPr>
+                <w:rFonts w:ascii="맑은 고딕" w:hAnsi="맑은 고딕" w:eastAsia="맑은 고딕"/>
+                <w:b w:val="0"/>
+                <w:sz w:val="22"/>
+              </w:rPr>
+              <w:t>쿠어스 필드 주간 전경</w:t>
+            </w:r>
+          </w:p>
+        </w:tc>
+        <w:tc>
+          <w:tcPr>
+            <w:tcW w:type="dxa" w:w="2160"/>
+          </w:tcPr>
+          <w:p>
+            <w:r>
+              <w:rPr>
+                <w:rFonts w:ascii="맑은 고딕" w:hAnsi="맑은 고딕" w:eastAsia="맑은 고딕"/>
+                <w:b w:val="0"/>
+                <w:sz w:val="22"/>
+              </w:rPr>
+              <w:t>시작 카운트다운. 베이스 버튼 없음.</w:t>
+            </w:r>
+          </w:p>
+        </w:tc>
+      </w:tr>
+      <w:tr>
+        <w:tc>
+          <w:tcPr>
+            <w:tcW w:type="dxa" w:w="2160"/>
+          </w:tcPr>
+          <w:p>
+            <w:r>
+              <w:rPr>
+                <w:rFonts w:ascii="맑은 고딕" w:hAnsi="맑은 고딕" w:eastAsia="맑은 고딕"/>
+                <w:b w:val="0"/>
+                <w:sz w:val="22"/>
+              </w:rPr>
+              <w:t>2</w:t>
+            </w:r>
+          </w:p>
+        </w:tc>
+        <w:tc>
+          <w:tcPr>
+            <w:tcW w:type="dxa" w:w="2160"/>
+          </w:tcPr>
+          <w:p>
+            <w:r>
+              <w:rPr>
+                <w:rFonts w:ascii="맑은 고딕" w:hAnsi="맑은 고딕" w:eastAsia="맑은 고딕"/>
+                <w:b w:val="0"/>
+                <w:sz w:val="22"/>
+              </w:rPr>
+              <w:t>대기</w:t>
+            </w:r>
+          </w:p>
+        </w:tc>
+        <w:tc>
+          <w:tcPr>
+            <w:tcW w:type="dxa" w:w="2160"/>
+          </w:tcPr>
+          <w:p>
+            <w:r>
+              <w:rPr>
+                <w:rFonts w:ascii="맑은 고딕" w:hAnsi="맑은 고딕" w:eastAsia="맑은 고딕"/>
+                <w:b w:val="0"/>
+                <w:sz w:val="22"/>
+              </w:rPr>
+              <w:t>시네마틱 빠몽이 (초=청 / 말=흰)</w:t>
+            </w:r>
+          </w:p>
+        </w:tc>
+        <w:tc>
+          <w:tcPr>
+            <w:tcW w:type="dxa" w:w="2160"/>
+          </w:tcPr>
+          <w:p>
+            <w:r>
+              <w:rPr>
+                <w:rFonts w:ascii="맑은 고딕" w:hAnsi="맑은 고딕" w:eastAsia="맑은 고딕"/>
+                <w:b w:val="0"/>
+                <w:sz w:val="22"/>
+              </w:rPr>
+              <w:t>다음 타자 예측을 기다림.</w:t>
+            </w:r>
+          </w:p>
+        </w:tc>
+      </w:tr>
+      <w:tr>
+        <w:tc>
+          <w:tcPr>
+            <w:tcW w:type="dxa" w:w="2160"/>
+          </w:tcPr>
+          <w:p>
+            <w:r>
+              <w:rPr>
+                <w:rFonts w:ascii="맑은 고딕" w:hAnsi="맑은 고딕" w:eastAsia="맑은 고딕"/>
+                <w:b w:val="0"/>
+                <w:sz w:val="22"/>
+              </w:rPr>
+              <w:t>3</w:t>
+            </w:r>
+          </w:p>
+        </w:tc>
+        <w:tc>
+          <w:tcPr>
+            <w:tcW w:type="dxa" w:w="2160"/>
+          </w:tcPr>
+          <w:p>
+            <w:r>
+              <w:rPr>
+                <w:rFonts w:ascii="맑은 고딕" w:hAnsi="맑은 고딕" w:eastAsia="맑은 고딕"/>
+                <w:b w:val="0"/>
+                <w:sz w:val="22"/>
+              </w:rPr>
+              <w:t>예측 선택</w:t>
+            </w:r>
+          </w:p>
+        </w:tc>
+        <w:tc>
+          <w:tcPr>
+            <w:tcW w:type="dxa" w:w="2160"/>
+          </w:tcPr>
+          <w:p>
+            <w:r>
+              <w:rPr>
+                <w:rFonts w:ascii="맑은 고딕" w:hAnsi="맑은 고딕" w:eastAsia="맑은 고딕"/>
+                <w:b w:val="0"/>
+                <w:sz w:val="22"/>
+              </w:rPr>
+              <w:t>3D 빈 구장</w:t>
+            </w:r>
+          </w:p>
+        </w:tc>
+        <w:tc>
+          <w:tcPr>
+            <w:tcW w:type="dxa" w:w="2160"/>
+          </w:tcPr>
+          <w:p>
+            <w:r>
+              <w:rPr>
+                <w:rFonts w:ascii="맑은 고딕" w:hAnsi="맑은 고딕" w:eastAsia="맑은 고딕"/>
+                <w:b w:val="0"/>
+                <w:sz w:val="22"/>
+              </w:rPr>
+              <w:t>아웃·1루·2루·3루·홈런 + 포인트.</w:t>
+            </w:r>
+          </w:p>
+        </w:tc>
+      </w:tr>
+      <w:tr>
+        <w:tc>
+          <w:tcPr>
+            <w:tcW w:type="dxa" w:w="2160"/>
+          </w:tcPr>
+          <w:p>
+            <w:r>
+              <w:rPr>
+                <w:rFonts w:ascii="맑은 고딕" w:hAnsi="맑은 고딕" w:eastAsia="맑은 고딕"/>
+                <w:b w:val="0"/>
+                <w:sz w:val="22"/>
+              </w:rPr>
+              <w:t>4</w:t>
+            </w:r>
+          </w:p>
+        </w:tc>
+        <w:tc>
+          <w:tcPr>
+            <w:tcW w:type="dxa" w:w="2160"/>
+          </w:tcPr>
+          <w:p>
+            <w:r>
+              <w:rPr>
+                <w:rFonts w:ascii="맑은 고딕" w:hAnsi="맑은 고딕" w:eastAsia="맑은 고딕"/>
+                <w:b w:val="0"/>
+                <w:sz w:val="22"/>
+              </w:rPr>
+              <w:t>결과 대기</w:t>
+            </w:r>
+          </w:p>
+        </w:tc>
+        <w:tc>
+          <w:tcPr>
+            <w:tcW w:type="dxa" w:w="2160"/>
+          </w:tcPr>
+          <w:p>
+            <w:r>
+              <w:rPr>
+                <w:rFonts w:ascii="맑은 고딕" w:hAnsi="맑은 고딕" w:eastAsia="맑은 고딕"/>
+                <w:b w:val="0"/>
+                <w:sz w:val="22"/>
+              </w:rPr>
+              <w:t>시네마틱 투수 (초/말)</w:t>
+            </w:r>
+          </w:p>
+        </w:tc>
+        <w:tc>
+          <w:tcPr>
+            <w:tcW w:type="dxa" w:w="2160"/>
+          </w:tcPr>
+          <w:p>
+            <w:r>
+              <w:rPr>
+                <w:rFonts w:ascii="맑은 고딕" w:hAnsi="맑은 고딕" w:eastAsia="맑은 고딕"/>
+                <w:b w:val="0"/>
+                <w:sz w:val="22"/>
+              </w:rPr>
+              <w:t>내 예측 배지. 버튼 없음.</w:t>
+            </w:r>
+          </w:p>
+        </w:tc>
+      </w:tr>
+      <w:tr>
+        <w:tc>
+          <w:tcPr>
+            <w:tcW w:type="dxa" w:w="2160"/>
+          </w:tcPr>
+          <w:p>
+            <w:r>
+              <w:rPr>
+                <w:rFonts w:ascii="맑은 고딕" w:hAnsi="맑은 고딕" w:eastAsia="맑은 고딕"/>
+                <w:b w:val="0"/>
+                <w:sz w:val="22"/>
+              </w:rPr>
+              <w:t>5</w:t>
+            </w:r>
+          </w:p>
+        </w:tc>
+        <w:tc>
+          <w:tcPr>
+            <w:tcW w:type="dxa" w:w="2160"/>
+          </w:tcPr>
+          <w:p>
+            <w:r>
+              <w:rPr>
+                <w:rFonts w:ascii="맑은 고딕" w:hAnsi="맑은 고딕" w:eastAsia="맑은 고딕"/>
+                <w:b w:val="0"/>
+                <w:sz w:val="22"/>
+              </w:rPr>
+              <w:t>결과 글씨</w:t>
+            </w:r>
+          </w:p>
+        </w:tc>
+        <w:tc>
+          <w:tcPr>
+            <w:tcW w:type="dxa" w:w="2160"/>
+          </w:tcPr>
+          <w:p>
+            <w:r>
+              <w:rPr>
+                <w:rFonts w:ascii="맑은 고딕" w:hAnsi="맑은 고딕" w:eastAsia="맑은 고딕"/>
+                <w:b w:val="0"/>
+                <w:sz w:val="22"/>
+              </w:rPr>
+              <w:t>결과 대기와 같음</w:t>
+            </w:r>
+          </w:p>
+        </w:tc>
+        <w:tc>
+          <w:tcPr>
+            <w:tcW w:type="dxa" w:w="2160"/>
+          </w:tcPr>
+          <w:p>
+            <w:r>
+              <w:rPr>
+                <w:rFonts w:ascii="맑은 고딕" w:hAnsi="맑은 고딕" w:eastAsia="맑은 고딕"/>
+                <w:b w:val="0"/>
+                <w:sz w:val="22"/>
+              </w:rPr>
+              <w:t>약 2.2초 큰 글씨. 적중→주루, 미적중→대기.</w:t>
+            </w:r>
+          </w:p>
+        </w:tc>
+      </w:tr>
+      <w:tr>
+        <w:tc>
+          <w:tcPr>
+            <w:tcW w:type="dxa" w:w="2160"/>
+          </w:tcPr>
+          <w:p>
+            <w:r>
+              <w:rPr>
+                <w:rFonts w:ascii="맑은 고딕" w:hAnsi="맑은 고딕" w:eastAsia="맑은 고딕"/>
+                <w:b w:val="0"/>
+                <w:sz w:val="22"/>
+              </w:rPr>
+              <w:t>6</w:t>
+            </w:r>
+          </w:p>
+        </w:tc>
+        <w:tc>
+          <w:tcPr>
+            <w:tcW w:type="dxa" w:w="2160"/>
+          </w:tcPr>
+          <w:p>
+            <w:r>
+              <w:rPr>
+                <w:rFonts w:ascii="맑은 고딕" w:hAnsi="맑은 고딕" w:eastAsia="맑은 고딕"/>
+                <w:b w:val="0"/>
+                <w:sz w:val="22"/>
+              </w:rPr>
+              <w:t>주루</w:t>
+            </w:r>
+          </w:p>
+        </w:tc>
+        <w:tc>
+          <w:tcPr>
+            <w:tcW w:type="dxa" w:w="2160"/>
+          </w:tcPr>
+          <w:p>
+            <w:r>
+              <w:rPr>
+                <w:rFonts w:ascii="맑은 고딕" w:hAnsi="맑은 고딕" w:eastAsia="맑은 고딕"/>
+                <w:b w:val="0"/>
+                <w:sz w:val="22"/>
+              </w:rPr>
+              <w:t>필리스 실사 다이아몬드</w:t>
+            </w:r>
+          </w:p>
+        </w:tc>
+        <w:tc>
+          <w:tcPr>
+            <w:tcW w:type="dxa" w:w="2160"/>
+          </w:tcPr>
+          <w:p>
+            <w:r>
+              <w:rPr>
+                <w:rFonts w:ascii="맑은 고딕" w:hAnsi="맑은 고딕" w:eastAsia="맑은 고딕"/>
+                <w:b w:val="0"/>
+                <w:sz w:val="22"/>
+              </w:rPr>
+              <w:t>배트 토스 후 주루. 홈런은 1·2·3루를 돌아 홈.</w:t>
+            </w:r>
+          </w:p>
+        </w:tc>
+      </w:tr>
+      <w:tr>
+        <w:tc>
+          <w:tcPr>
+            <w:tcW w:type="dxa" w:w="2160"/>
+          </w:tcPr>
+          <w:p>
+            <w:r>
+              <w:rPr>
+                <w:rFonts w:ascii="맑은 고딕" w:hAnsi="맑은 고딕" w:eastAsia="맑은 고딕"/>
+                <w:b w:val="0"/>
+                <w:sz w:val="22"/>
+              </w:rPr>
+              <w:t>7</w:t>
+            </w:r>
+          </w:p>
+        </w:tc>
+        <w:tc>
+          <w:tcPr>
+            <w:tcW w:type="dxa" w:w="2160"/>
+          </w:tcPr>
+          <w:p>
+            <w:r>
+              <w:rPr>
+                <w:rFonts w:ascii="맑은 고딕" w:hAnsi="맑은 고딕" w:eastAsia="맑은 고딕"/>
+                <w:b w:val="0"/>
+                <w:sz w:val="22"/>
+              </w:rPr>
+              <w:t>다음 타석</w:t>
+            </w:r>
+          </w:p>
+        </w:tc>
+        <w:tc>
+          <w:tcPr>
+            <w:tcW w:type="dxa" w:w="2160"/>
+          </w:tcPr>
+          <w:p>
+            <w:r>
+              <w:rPr>
+                <w:rFonts w:ascii="맑은 고딕" w:hAnsi="맑은 고딕" w:eastAsia="맑은 고딕"/>
+                <w:b w:val="0"/>
+                <w:sz w:val="22"/>
+              </w:rPr>
+              <w:t>대기 또는 예측 선택</w:t>
+            </w:r>
+          </w:p>
+        </w:tc>
+        <w:tc>
+          <w:tcPr>
+            <w:tcW w:type="dxa" w:w="2160"/>
+          </w:tcPr>
+          <w:p>
+            <w:r>
+              <w:rPr>
+                <w:rFonts w:ascii="맑은 고딕" w:hAnsi="맑은 고딕" w:eastAsia="맑은 고딕"/>
+                <w:b w:val="0"/>
+                <w:sz w:val="22"/>
+              </w:rPr>
+              <w:t>축하 점프 생략. 바로 대기/선택.</w:t>
+            </w:r>
+          </w:p>
+        </w:tc>
+      </w:tr>
+    </w:tbl>
+    <w:p/>
+    <w:p>
+      <w:pPr>
+        <w:jc w:val="center"/>
+      </w:pPr>
+      <w:r>
+        <w:rPr>
+          <w:rFonts w:ascii="맑은 고딕" w:hAnsi="맑은 고딕" w:eastAsia="맑은 고딕"/>
+          <w:b/>
+          <w:sz w:val="20"/>
+        </w:rPr>
+        <w:t>1. 경기전 — 쿠어스 전경</w:t>
+      </w:r>
+    </w:p>
+    <w:p>
+      <w:pPr>
+        <w:jc w:val="center"/>
+      </w:pPr>
+      <w:r>
+        <w:drawing>
+          <wp:inline xmlns:a="http://schemas.openxmlformats.org/drawingml/2006/main" xmlns:pic="http://schemas.openxmlformats.org/drawingml/2006/picture">
+            <wp:extent cx="5220000" cy="2409231"/>
+            <wp:docPr id="1" name="Picture 1"/>
+            <wp:cNvGraphicFramePr>
+              <a:graphicFrameLocks noChangeAspect="1"/>
+            </wp:cNvGraphicFramePr>
+            <a:graphic>
+              <a:graphicData uri="http://schemas.openxmlformats.org/drawingml/2006/picture">
+                <pic:pic>
+                  <pic:nvPicPr>
+                    <pic:cNvPr id="0" name="scene-before.jpg"/>
+                    <pic:cNvPicPr/>
+                  </pic:nvPicPr>
+                  <pic:blipFill>
+                    <a:blip r:embed="rId9"/>
+                    <a:stretch>
+                      <a:fillRect/>
+                    </a:stretch>
+                  </pic:blipFill>
+                  <pic:spPr>
+                    <a:xfrm>
+                      <a:off x="0" y="0"/>
+                      <a:ext cx="5220000" cy="2409231"/>
+                    </a:xfrm>
+                    <a:prstGeom prst="rect"/>
+                  </pic:spPr>
+                </pic:pic>
+              </a:graphicData>
+            </a:graphic>
+          </wp:inline>
+        </w:drawing>
+      </w:r>
+    </w:p>
+    <w:p>
+      <w:pPr>
+        <w:jc w:val="center"/>
+      </w:pPr>
+      <w:r>
+        <w:rPr>
+          <w:rFonts w:ascii="맑은 고딕" w:hAnsi="맑은 고딕" w:eastAsia="맑은 고딕"/>
+          <w:b/>
+          <w:sz w:val="20"/>
+        </w:rPr>
+        <w:t>3. 예측 선택 — 3D 빈 구장</w:t>
+      </w:r>
+    </w:p>
+    <w:p>
+      <w:pPr>
+        <w:jc w:val="center"/>
+      </w:pPr>
+      <w:r>
+        <w:drawing>
+          <wp:inline xmlns:a="http://schemas.openxmlformats.org/drawingml/2006/main" xmlns:pic="http://schemas.openxmlformats.org/drawingml/2006/picture">
+            <wp:extent cx="5220000" cy="2409231"/>
+            <wp:docPr id="2" name="Picture 2"/>
+            <wp:cNvGraphicFramePr>
+              <a:graphicFrameLocks noChangeAspect="1"/>
+            </wp:cNvGraphicFramePr>
+            <a:graphic>
+              <a:graphicData uri="http://schemas.openxmlformats.org/drawingml/2006/picture">
+                <pic:pic>
+                  <pic:nvPicPr>
+                    <pic:cNvPr id="0" name="game-stadium-field.jpg"/>
+                    <pic:cNvPicPr/>
+                  </pic:nvPicPr>
+                  <pic:blipFill>
+                    <a:blip r:embed="rId10"/>
+                    <a:stretch>
+                      <a:fillRect/>
+                    </a:stretch>
+                  </pic:blipFill>
+                  <pic:spPr>
+                    <a:xfrm>
+                      <a:off x="0" y="0"/>
+                      <a:ext cx="5220000" cy="2409231"/>
+                    </a:xfrm>
+                    <a:prstGeom prst="rect"/>
+                  </pic:spPr>
+                </pic:pic>
+              </a:graphicData>
+            </a:graphic>
+          </wp:inline>
+        </w:drawing>
+      </w:r>
+    </w:p>
+    <w:p>
+      <w:pPr>
+        <w:jc w:val="center"/>
+      </w:pPr>
+      <w:r>
+        <w:rPr>
+          <w:rFonts w:ascii="맑은 고딕" w:hAnsi="맑은 고딕" w:eastAsia="맑은 고딕"/>
+          <w:b/>
+          <w:sz w:val="20"/>
+        </w:rPr>
+        <w:t>6. 주루 — 필리스 실사</w:t>
+      </w:r>
+    </w:p>
+    <w:p>
+      <w:pPr>
+        <w:jc w:val="center"/>
+      </w:pPr>
+      <w:r>
+        <w:drawing>
+          <wp:inline xmlns:a="http://schemas.openxmlformats.org/drawingml/2006/main" xmlns:pic="http://schemas.openxmlformats.org/drawingml/2006/picture">
+            <wp:extent cx="5220000" cy="2409231"/>
+            <wp:docPr id="3" name="Picture 3"/>
+            <wp:cNvGraphicFramePr>
+              <a:graphicFrameLocks noChangeAspect="1"/>
+            </wp:cNvGraphicFramePr>
+            <a:graphic>
+              <a:graphicData uri="http://schemas.openxmlformats.org/drawingml/2006/picture">
+                <pic:pic>
+                  <pic:nvPicPr>
+                    <pic:cNvPr id="0" name="scene-running.jpg"/>
+                    <pic:cNvPicPr/>
+                  </pic:nvPicPr>
+                  <pic:blipFill>
+                    <a:blip r:embed="rId11"/>
+                    <a:stretch>
+                      <a:fillRect/>
+                    </a:stretch>
+                  </pic:blipFill>
+                  <pic:spPr>
+                    <a:xfrm>
+                      <a:off x="0" y="0"/>
+                      <a:ext cx="5220000" cy="2409231"/>
+                    </a:xfrm>
+                    <a:prstGeom prst="rect"/>
+                  </pic:spPr>
+                </pic:pic>
+              </a:graphicData>
+            </a:graphic>
+          </wp:inline>
+        </w:drawing>
       </w:r>
     </w:p>
     <w:p>
